--- a/z_doc/sdk接入文档.docx
+++ b/z_doc/sdk接入文档.docx
@@ -360,12 +360,6 @@
         <w:widowControl/>
         <w:suppressLineNumbers w:val="0"/>
         <w:rPr>
-          <w:rFonts w:hint="eastAsia"/>
-          <w:lang w:val="en-US" w:eastAsia="zh-CN"/>
-        </w:rPr>
-      </w:pPr>
-      <w:r>
-        <w:rPr>
           <w:rFonts w:hint="default" w:ascii="courier" w:hAnsi="courier" w:cs="courier" w:eastAsiaTheme="minorEastAsia"/>
           <w:color w:val="99A8BA"/>
           <w:kern w:val="0"/>
@@ -373,8 +367,7 @@
           <w:szCs w:val="21"/>
           <w:lang w:val="en-US" w:eastAsia="zh-CN" w:bidi="ar"/>
         </w:rPr>
-        <w:t>GameApp.loadGame(applicationContext,true, url,object :GameApp.OnSdkListener{</w:t>
-      </w:r>
+      </w:pPr>
       <w:r>
         <w:rPr>
           <w:rFonts w:hint="default" w:ascii="courier" w:hAnsi="courier" w:cs="courier" w:eastAsiaTheme="minorEastAsia"/>
@@ -384,9 +377,16 @@
           <w:szCs w:val="21"/>
           <w:lang w:val="en-US" w:eastAsia="zh-CN" w:bidi="ar"/>
         </w:rPr>
-        <w:br w:type="textWrapping"/>
-      </w:r>
-      <w:r>
+        <w:t>GameApp.loadGame(applicationContext,true, url,object :GameApp.OnSdkListener{</w:t>
+      </w:r>
+    </w:p>
+    <w:p>
+      <w:pPr>
+        <w:pStyle w:val="2"/>
+        <w:keepNext w:val="0"/>
+        <w:keepLines w:val="0"/>
+        <w:widowControl/>
+        <w:suppressLineNumbers w:val="0"/>
         <w:rPr>
           <w:rFonts w:hint="default" w:ascii="courier" w:hAnsi="courier" w:cs="courier" w:eastAsiaTheme="minorEastAsia"/>
           <w:color w:val="99A8BA"/>
@@ -395,8 +395,34 @@
           <w:szCs w:val="21"/>
           <w:lang w:val="en-US" w:eastAsia="zh-CN" w:bidi="ar"/>
         </w:rPr>
-        <w:t xml:space="preserve">    override fun onLoginGame(type: Int, msg: String?) {</w:t>
-      </w:r>
+      </w:pPr>
+      <w:r>
+        <w:rPr>
+          <w:rFonts w:hint="eastAsia" w:ascii="courier" w:hAnsi="courier" w:cs="courier" w:eastAsiaTheme="minorEastAsia"/>
+          <w:color w:val="99A8BA"/>
+          <w:kern w:val="0"/>
+          <w:sz w:val="21"/>
+          <w:szCs w:val="21"/>
+          <w:lang w:val="en-US" w:eastAsia="zh-CN" w:bidi="ar"/>
+        </w:rPr>
+        <w:t>//socket连接成功的回调，请在sockect连接成功以后再登录以及其他后续操作</w:t>
+      </w:r>
+      <w:bookmarkStart w:id="0" w:name="_GoBack"/>
+      <w:bookmarkEnd w:id="0"/>
+    </w:p>
+    <w:p>
+      <w:pPr>
+        <w:pStyle w:val="2"/>
+        <w:keepNext w:val="0"/>
+        <w:keepLines w:val="0"/>
+        <w:widowControl/>
+        <w:suppressLineNumbers w:val="0"/>
+        <w:ind w:firstLine="420" w:firstLineChars="200"/>
+        <w:rPr>
+          <w:rFonts w:hint="eastAsia"/>
+          <w:lang w:val="en-US" w:eastAsia="zh-CN"/>
+        </w:rPr>
+      </w:pPr>
       <w:r>
         <w:rPr>
           <w:rFonts w:hint="default" w:ascii="courier" w:hAnsi="courier" w:cs="courier" w:eastAsiaTheme="minorEastAsia"/>
@@ -406,7 +432,7 @@
           <w:szCs w:val="21"/>
           <w:lang w:val="en-US" w:eastAsia="zh-CN" w:bidi="ar"/>
         </w:rPr>
-        <w:br w:type="textWrapping"/>
+        <w:t>override fun initSuccessful() {</w:t>
       </w:r>
       <w:r>
         <w:rPr>
@@ -417,7 +443,18 @@
           <w:szCs w:val="21"/>
           <w:lang w:val="en-US" w:eastAsia="zh-CN" w:bidi="ar"/>
         </w:rPr>
-        <w:t xml:space="preserve">    }</w:t>
+        <w:br w:type="textWrapping"/>
+      </w:r>
+      <w:r>
+        <w:rPr>
+          <w:rFonts w:hint="eastAsia" w:ascii="courier" w:hAnsi="courier" w:cs="courier" w:eastAsiaTheme="minorEastAsia"/>
+          <w:color w:val="99A8BA"/>
+          <w:kern w:val="0"/>
+          <w:sz w:val="21"/>
+          <w:szCs w:val="21"/>
+          <w:lang w:val="en-US" w:eastAsia="zh-CN" w:bidi="ar"/>
+        </w:rPr>
+        <w:t xml:space="preserve">   </w:t>
       </w:r>
       <w:r>
         <w:rPr>
@@ -428,7 +465,7 @@
           <w:szCs w:val="21"/>
           <w:lang w:val="en-US" w:eastAsia="zh-CN" w:bidi="ar"/>
         </w:rPr>
-        <w:br w:type="textWrapping"/>
+        <w:t>}</w:t>
       </w:r>
       <w:r>
         <w:rPr>
@@ -439,7 +476,7 @@
           <w:szCs w:val="21"/>
           <w:lang w:val="en-US" w:eastAsia="zh-CN" w:bidi="ar"/>
         </w:rPr>
-        <w:t xml:space="preserve">    override fun onEnterLive(type: Int, msg: String) {</w:t>
+        <w:br w:type="textWrapping"/>
       </w:r>
       <w:r>
         <w:rPr>
@@ -450,7 +487,7 @@
           <w:szCs w:val="21"/>
           <w:lang w:val="en-US" w:eastAsia="zh-CN" w:bidi="ar"/>
         </w:rPr>
-        <w:br w:type="textWrapping"/>
+        <w:t xml:space="preserve">    override fun onLoginGame(type: Int, msg: String?) {</w:t>
       </w:r>
       <w:r>
         <w:rPr>
@@ -461,7 +498,7 @@
           <w:szCs w:val="21"/>
           <w:lang w:val="en-US" w:eastAsia="zh-CN" w:bidi="ar"/>
         </w:rPr>
-        <w:t xml:space="preserve">    }</w:t>
+        <w:br w:type="textWrapping"/>
       </w:r>
       <w:r>
         <w:rPr>
@@ -472,7 +509,7 @@
           <w:szCs w:val="21"/>
           <w:lang w:val="en-US" w:eastAsia="zh-CN" w:bidi="ar"/>
         </w:rPr>
-        <w:br w:type="textWrapping"/>
+        <w:t xml:space="preserve">    }</w:t>
       </w:r>
       <w:r>
         <w:rPr>
@@ -483,7 +520,7 @@
           <w:szCs w:val="21"/>
           <w:lang w:val="en-US" w:eastAsia="zh-CN" w:bidi="ar"/>
         </w:rPr>
-        <w:t xml:space="preserve">    override fun onEnterGame() {</w:t>
+        <w:br w:type="textWrapping"/>
       </w:r>
       <w:r>
         <w:rPr>
@@ -494,7 +531,7 @@
           <w:szCs w:val="21"/>
           <w:lang w:val="en-US" w:eastAsia="zh-CN" w:bidi="ar"/>
         </w:rPr>
-        <w:br w:type="textWrapping"/>
+        <w:t xml:space="preserve">    override fun onEnterLive(type: Int, msg: String) {</w:t>
       </w:r>
       <w:r>
         <w:rPr>
@@ -505,6 +542,61 @@
           <w:szCs w:val="21"/>
           <w:lang w:val="en-US" w:eastAsia="zh-CN" w:bidi="ar"/>
         </w:rPr>
+        <w:br w:type="textWrapping"/>
+      </w:r>
+      <w:r>
+        <w:rPr>
+          <w:rFonts w:hint="default" w:ascii="courier" w:hAnsi="courier" w:cs="courier" w:eastAsiaTheme="minorEastAsia"/>
+          <w:color w:val="99A8BA"/>
+          <w:kern w:val="0"/>
+          <w:sz w:val="21"/>
+          <w:szCs w:val="21"/>
+          <w:lang w:val="en-US" w:eastAsia="zh-CN" w:bidi="ar"/>
+        </w:rPr>
+        <w:t xml:space="preserve">    }</w:t>
+      </w:r>
+      <w:r>
+        <w:rPr>
+          <w:rFonts w:hint="default" w:ascii="courier" w:hAnsi="courier" w:cs="courier" w:eastAsiaTheme="minorEastAsia"/>
+          <w:color w:val="99A8BA"/>
+          <w:kern w:val="0"/>
+          <w:sz w:val="21"/>
+          <w:szCs w:val="21"/>
+          <w:lang w:val="en-US" w:eastAsia="zh-CN" w:bidi="ar"/>
+        </w:rPr>
+        <w:br w:type="textWrapping"/>
+      </w:r>
+      <w:r>
+        <w:rPr>
+          <w:rFonts w:hint="default" w:ascii="courier" w:hAnsi="courier" w:cs="courier" w:eastAsiaTheme="minorEastAsia"/>
+          <w:color w:val="99A8BA"/>
+          <w:kern w:val="0"/>
+          <w:sz w:val="21"/>
+          <w:szCs w:val="21"/>
+          <w:lang w:val="en-US" w:eastAsia="zh-CN" w:bidi="ar"/>
+        </w:rPr>
+        <w:t xml:space="preserve">    override fun onEnterGame() {</w:t>
+      </w:r>
+      <w:r>
+        <w:rPr>
+          <w:rFonts w:hint="default" w:ascii="courier" w:hAnsi="courier" w:cs="courier" w:eastAsiaTheme="minorEastAsia"/>
+          <w:color w:val="99A8BA"/>
+          <w:kern w:val="0"/>
+          <w:sz w:val="21"/>
+          <w:szCs w:val="21"/>
+          <w:lang w:val="en-US" w:eastAsia="zh-CN" w:bidi="ar"/>
+        </w:rPr>
+        <w:br w:type="textWrapping"/>
+      </w:r>
+      <w:r>
+        <w:rPr>
+          <w:rFonts w:hint="default" w:ascii="courier" w:hAnsi="courier" w:cs="courier" w:eastAsiaTheme="minorEastAsia"/>
+          <w:color w:val="99A8BA"/>
+          <w:kern w:val="0"/>
+          <w:sz w:val="21"/>
+          <w:szCs w:val="21"/>
+          <w:lang w:val="en-US" w:eastAsia="zh-CN" w:bidi="ar"/>
+        </w:rPr>
         <w:t xml:space="preserve">    }</w:t>
       </w:r>
       <w:r>
@@ -1077,8 +1169,6 @@
         </w:rPr>
         <w:t>以下方法均适用GameApp对象调用</w:t>
       </w:r>
-      <w:bookmarkStart w:id="0" w:name="_GoBack"/>
-      <w:bookmarkEnd w:id="0"/>
     </w:p>
     <w:p>
       <w:pPr>
